--- a/laboratory_work/tasks/ЛР2.docx
+++ b/laboratory_work/tasks/ЛР2.docx
@@ -433,6 +433,415 @@
         <w:t>.</w:t>
       </w:r>
     </w:p>
+    <w:p/>
+    <w:p>
+      <w:pPr>
+        <w:pStyle w:val="2"/>
+      </w:pPr>
+      <w:r>
+        <w:t>Вопросы</w:t>
+      </w:r>
+      <w:r>
+        <w:t>:</w:t>
+      </w:r>
+    </w:p>
+    <w:p>
+      <w:pPr>
+        <w:numPr>
+          <w:ilvl w:val="0"/>
+          <w:numId w:val="3"/>
+        </w:numPr>
+      </w:pPr>
+      <w:r>
+        <w:t>Чем фреймворк отличается от библиотеки? Объясните «Голливудский принцип» (Hollywood Principle).</w:t>
+      </w:r>
+    </w:p>
+    <w:p>
+      <w:pPr>
+        <w:numPr>
+          <w:ilvl w:val="0"/>
+          <w:numId w:val="3"/>
+        </w:numPr>
+      </w:pPr>
+      <w:r>
+        <w:t>Назовите основные преимущества и недостатки использования фреймворков.</w:t>
+      </w:r>
+    </w:p>
+    <w:p>
+      <w:pPr>
+        <w:numPr>
+          <w:ilvl w:val="0"/>
+          <w:numId w:val="3"/>
+        </w:numPr>
+      </w:pPr>
+      <w:r>
+        <w:t>Что</w:t>
+      </w:r>
+      <w:r>
+        <w:rPr>
+          <w:lang w:val="en-US"/>
+        </w:rPr>
+        <w:t xml:space="preserve"> </w:t>
+      </w:r>
+      <w:r>
+        <w:t>такое</w:t>
+      </w:r>
+      <w:r>
+        <w:rPr>
+          <w:lang w:val="en-US"/>
+        </w:rPr>
+        <w:t xml:space="preserve"> Inversion of Control? </w:t>
+      </w:r>
+      <w:r>
+        <w:t>Какую проблему решает IoC?</w:t>
+      </w:r>
+    </w:p>
+    <w:p>
+      <w:pPr>
+        <w:numPr>
+          <w:ilvl w:val="0"/>
+          <w:numId w:val="3"/>
+        </w:numPr>
+      </w:pPr>
+      <w:r>
+        <w:t>Что</w:t>
+      </w:r>
+      <w:r>
+        <w:rPr>
+          <w:lang w:val="en-US"/>
+        </w:rPr>
+        <w:t xml:space="preserve"> </w:t>
+      </w:r>
+      <w:r>
+        <w:t>такое</w:t>
+      </w:r>
+      <w:r>
+        <w:rPr>
+          <w:lang w:val="en-US"/>
+        </w:rPr>
+        <w:t xml:space="preserve"> Spring Container </w:t>
+      </w:r>
+      <w:r>
+        <w:t>и</w:t>
+      </w:r>
+      <w:r>
+        <w:rPr>
+          <w:lang w:val="en-US"/>
+        </w:rPr>
+        <w:t xml:space="preserve"> Spring Bean? </w:t>
+      </w:r>
+      <w:r>
+        <w:t>Какова связь между ними?</w:t>
+      </w:r>
+    </w:p>
+    <w:p>
+      <w:pPr>
+        <w:numPr>
+          <w:ilvl w:val="0"/>
+          <w:numId w:val="3"/>
+        </w:numPr>
+      </w:pPr>
+      <w:r>
+        <w:t>Что такое ApplicationContext? Какие реализации ApplicationContext вы знаете?</w:t>
+      </w:r>
+    </w:p>
+    <w:p>
+      <w:pPr>
+        <w:numPr>
+          <w:ilvl w:val="0"/>
+          <w:numId w:val="3"/>
+        </w:numPr>
+      </w:pPr>
+      <w:r>
+        <w:t>Назовите три способа конфигурации Spring-контекста. Приведите примеры каждого.</w:t>
+      </w:r>
+    </w:p>
+    <w:p>
+      <w:pPr>
+        <w:numPr>
+          <w:ilvl w:val="0"/>
+          <w:numId w:val="3"/>
+        </w:numPr>
+      </w:pPr>
+      <w:r>
+        <w:t>Как создать бин через XML-конфигурацию с помощью конструктора с параметрами? Приведите пример.</w:t>
+      </w:r>
+    </w:p>
+    <w:p>
+      <w:pPr>
+        <w:numPr>
+          <w:ilvl w:val="0"/>
+          <w:numId w:val="3"/>
+        </w:numPr>
+      </w:pPr>
+      <w:r>
+        <w:t>Чем отличается создание бина через внутренний фабричный метод (factory-method) от внешнего фабричного метода (factory-bean + factory-method)?</w:t>
+      </w:r>
+    </w:p>
+    <w:p>
+      <w:pPr>
+        <w:numPr>
+          <w:ilvl w:val="0"/>
+          <w:numId w:val="3"/>
+        </w:numPr>
+      </w:pPr>
+      <w:r>
+        <w:t>Как работает @ComponentScan? Что произойдёт, если не указать basePackages?</w:t>
+      </w:r>
+    </w:p>
+    <w:p>
+      <w:pPr>
+        <w:numPr>
+          <w:ilvl w:val="0"/>
+          <w:numId w:val="3"/>
+        </w:numPr>
+      </w:pPr>
+      <w:r>
+        <w:t>Как совместить XML-конфигурацию и аннотации в одном проекте?</w:t>
+      </w:r>
+    </w:p>
+    <w:p>
+      <w:pPr>
+        <w:numPr>
+          <w:ilvl w:val="0"/>
+          <w:numId w:val="3"/>
+        </w:numPr>
+      </w:pPr>
+      <w:r>
+        <w:t>Что такое Dependency Injection и как DI связан с IoC?</w:t>
+      </w:r>
+    </w:p>
+    <w:p>
+      <w:pPr>
+        <w:numPr>
+          <w:ilvl w:val="0"/>
+          <w:numId w:val="3"/>
+        </w:numPr>
+      </w:pPr>
+      <w:r>
+        <w:t>Назовите три способа внедрения зависимостей (injection). Какой из них рекомендуется Spring и почему?</w:t>
+      </w:r>
+    </w:p>
+    <w:p>
+      <w:pPr>
+        <w:numPr>
+          <w:ilvl w:val="0"/>
+          <w:numId w:val="3"/>
+        </w:numPr>
+        <w:rPr>
+          <w:lang w:val="en-US"/>
+        </w:rPr>
+      </w:pPr>
+      <w:r>
+        <w:t>Как настроить DI через XML? Объясните</w:t>
+      </w:r>
+      <w:r>
+        <w:rPr>
+          <w:lang w:val="en-US"/>
+        </w:rPr>
+        <w:t xml:space="preserve"> </w:t>
+      </w:r>
+      <w:r>
+        <w:t>разницу</w:t>
+      </w:r>
+      <w:r>
+        <w:rPr>
+          <w:lang w:val="en-US"/>
+        </w:rPr>
+        <w:t xml:space="preserve"> </w:t>
+      </w:r>
+      <w:r>
+        <w:t>между</w:t>
+      </w:r>
+      <w:r>
+        <w:rPr>
+          <w:lang w:val="en-US"/>
+        </w:rPr>
+        <w:t> constructor-arg ref </w:t>
+      </w:r>
+      <w:r>
+        <w:t>и</w:t>
+      </w:r>
+      <w:r>
+        <w:rPr>
+          <w:lang w:val="en-US"/>
+        </w:rPr>
+        <w:t> property ref.</w:t>
+      </w:r>
+    </w:p>
+    <w:p>
+      <w:pPr>
+        <w:numPr>
+          <w:ilvl w:val="0"/>
+          <w:numId w:val="3"/>
+        </w:numPr>
+      </w:pPr>
+      <w:r>
+        <w:t>Как работает аннотация @Autowired? На каких элементах её можно использовать?</w:t>
+      </w:r>
+    </w:p>
+    <w:p>
+      <w:pPr>
+        <w:numPr>
+          <w:ilvl w:val="0"/>
+          <w:numId w:val="3"/>
+        </w:numPr>
+      </w:pPr>
+      <w:r>
+        <w:t>Для чего нужны аннотации @Qualifier и @Primary? Когда использовать каждую из них?</w:t>
+      </w:r>
+    </w:p>
+    <w:p>
+      <w:pPr>
+        <w:numPr>
+          <w:ilvl w:val="0"/>
+          <w:numId w:val="3"/>
+        </w:numPr>
+      </w:pPr>
+      <w:r>
+        <w:lastRenderedPageBreak/>
+        <w:t>Что произойдёт, если Spring найдёт два бина, подходящих для @Autowired, и не указан ни @Qualifier, ни @Primary?</w:t>
+      </w:r>
+    </w:p>
+    <w:p>
+      <w:pPr>
+        <w:numPr>
+          <w:ilvl w:val="0"/>
+          <w:numId w:val="3"/>
+        </w:numPr>
+      </w:pPr>
+      <w:r>
+        <w:t>Что такое Spring Profiles и какую задачу они решают?</w:t>
+      </w:r>
+    </w:p>
+    <w:p>
+      <w:pPr>
+        <w:numPr>
+          <w:ilvl w:val="0"/>
+          <w:numId w:val="3"/>
+        </w:numPr>
+      </w:pPr>
+      <w:r>
+        <w:t>Можно ли активировать несколько профилей одновременно?</w:t>
+      </w:r>
+    </w:p>
+    <w:p>
+      <w:pPr>
+        <w:numPr>
+          <w:ilvl w:val="0"/>
+          <w:numId w:val="3"/>
+        </w:numPr>
+      </w:pPr>
+      <w:r>
+        <w:t>Что такое жизненный цикл бина? Опишите его основные этапы.</w:t>
+      </w:r>
+    </w:p>
+    <w:p>
+      <w:pPr>
+        <w:numPr>
+          <w:ilvl w:val="0"/>
+          <w:numId w:val="3"/>
+        </w:numPr>
+      </w:pPr>
+      <w:r>
+        <w:t>Вызывается ли destroy-метод для бинов со scope prototype? Почему?</w:t>
+      </w:r>
+    </w:p>
+    <w:p>
+      <w:pPr>
+        <w:numPr>
+          <w:ilvl w:val="0"/>
+          <w:numId w:val="3"/>
+        </w:numPr>
+      </w:pPr>
+      <w:r>
+        <w:t>Чем</w:t>
+      </w:r>
+      <w:r>
+        <w:rPr>
+          <w:lang w:val="en-US"/>
+        </w:rPr>
+        <w:t xml:space="preserve"> Singleton scope </w:t>
+      </w:r>
+      <w:r>
+        <w:t>отличается</w:t>
+      </w:r>
+      <w:r>
+        <w:rPr>
+          <w:lang w:val="en-US"/>
+        </w:rPr>
+        <w:t xml:space="preserve"> </w:t>
+      </w:r>
+      <w:r>
+        <w:t>от</w:t>
+      </w:r>
+      <w:r>
+        <w:rPr>
+          <w:lang w:val="en-US"/>
+        </w:rPr>
+        <w:t xml:space="preserve"> Prototype scope? </w:t>
+      </w:r>
+      <w:r>
+        <w:t>Сравните по трём критериям: создание, состояние, жизненный цикл.</w:t>
+      </w:r>
+    </w:p>
+    <w:p>
+      <w:pPr>
+        <w:numPr>
+          <w:ilvl w:val="0"/>
+          <w:numId w:val="3"/>
+        </w:numPr>
+      </w:pPr>
+      <w:r>
+        <w:t>Какой scope у бина по умолчанию? Как изменить scope через XML и через аннотации?</w:t>
+      </w:r>
+    </w:p>
+    <w:p>
+      <w:pPr>
+        <w:numPr>
+          <w:ilvl w:val="0"/>
+          <w:numId w:val="3"/>
+        </w:numPr>
+      </w:pPr>
+      <w:r>
+        <w:t>Что произойдёт, если Singleton-бин зависит от Prototype-бина? Как решить эту проблему?</w:t>
+      </w:r>
+    </w:p>
+    <w:p>
+      <w:pPr>
+        <w:numPr>
+          <w:ilvl w:val="0"/>
+          <w:numId w:val="3"/>
+        </w:numPr>
+      </w:pPr>
+      <w:r>
+        <w:t>Что такое AOP? Какие проблемы решают понятия code tangling и code scattering?</w:t>
+      </w:r>
+    </w:p>
+    <w:p>
+      <w:pPr>
+        <w:numPr>
+          <w:ilvl w:val="0"/>
+          <w:numId w:val="3"/>
+        </w:numPr>
+      </w:pPr>
+      <w:r>
+        <w:t>Перечислите пять типов Advice в Spring AOP. Чем @Around отличается от комбинации @Before + @After?</w:t>
+      </w:r>
+    </w:p>
+    <w:p>
+      <w:pPr>
+        <w:numPr>
+          <w:ilvl w:val="0"/>
+          <w:numId w:val="3"/>
+        </w:numPr>
+      </w:pPr>
+      <w:r>
+        <w:t>Что такое Pointcut? Объясните синтаксис выражения execution(* com.example.service.*.*(..)).</w:t>
+      </w:r>
+    </w:p>
+    <w:p/>
+    <w:p/>
     <w:sectPr>
       <w:pgSz w:w="11906" w:h="16838"/>
       <w:pgMar w:top="1134" w:right="850" w:bottom="1134" w:left="1701" w:header="708" w:footer="708" w:gutter="0"/>
@@ -559,6 +968,119 @@
     </w:lvl>
   </w:abstractNum>
   <w:abstractNum w:abstractNumId="1" w15:restartNumberingAfterBreak="0">
+    <w:nsid w:val="10344FAA"/>
+    <w:multiLevelType w:val="multilevel"/>
+    <w:tmpl w:val="E00845A4"/>
+    <w:lvl w:ilvl="0">
+      <w:start w:val="1"/>
+      <w:numFmt w:val="decimal"/>
+      <w:lvlText w:val="%1."/>
+      <w:lvlJc w:val="left"/>
+      <w:pPr>
+        <w:tabs>
+          <w:tab w:val="num" w:pos="720"/>
+        </w:tabs>
+        <w:ind w:left="720" w:hanging="360"/>
+      </w:pPr>
+    </w:lvl>
+    <w:lvl w:ilvl="1" w:tentative="1">
+      <w:start w:val="1"/>
+      <w:numFmt w:val="decimal"/>
+      <w:lvlText w:val="%2."/>
+      <w:lvlJc w:val="left"/>
+      <w:pPr>
+        <w:tabs>
+          <w:tab w:val="num" w:pos="1440"/>
+        </w:tabs>
+        <w:ind w:left="1440" w:hanging="360"/>
+      </w:pPr>
+    </w:lvl>
+    <w:lvl w:ilvl="2" w:tentative="1">
+      <w:start w:val="1"/>
+      <w:numFmt w:val="decimal"/>
+      <w:lvlText w:val="%3."/>
+      <w:lvlJc w:val="left"/>
+      <w:pPr>
+        <w:tabs>
+          <w:tab w:val="num" w:pos="2160"/>
+        </w:tabs>
+        <w:ind w:left="2160" w:hanging="360"/>
+      </w:pPr>
+    </w:lvl>
+    <w:lvl w:ilvl="3" w:tentative="1">
+      <w:start w:val="1"/>
+      <w:numFmt w:val="decimal"/>
+      <w:lvlText w:val="%4."/>
+      <w:lvlJc w:val="left"/>
+      <w:pPr>
+        <w:tabs>
+          <w:tab w:val="num" w:pos="2880"/>
+        </w:tabs>
+        <w:ind w:left="2880" w:hanging="360"/>
+      </w:pPr>
+    </w:lvl>
+    <w:lvl w:ilvl="4" w:tentative="1">
+      <w:start w:val="1"/>
+      <w:numFmt w:val="decimal"/>
+      <w:lvlText w:val="%5."/>
+      <w:lvlJc w:val="left"/>
+      <w:pPr>
+        <w:tabs>
+          <w:tab w:val="num" w:pos="3600"/>
+        </w:tabs>
+        <w:ind w:left="3600" w:hanging="360"/>
+      </w:pPr>
+    </w:lvl>
+    <w:lvl w:ilvl="5" w:tentative="1">
+      <w:start w:val="1"/>
+      <w:numFmt w:val="decimal"/>
+      <w:lvlText w:val="%6."/>
+      <w:lvlJc w:val="left"/>
+      <w:pPr>
+        <w:tabs>
+          <w:tab w:val="num" w:pos="4320"/>
+        </w:tabs>
+        <w:ind w:left="4320" w:hanging="360"/>
+      </w:pPr>
+    </w:lvl>
+    <w:lvl w:ilvl="6" w:tentative="1">
+      <w:start w:val="1"/>
+      <w:numFmt w:val="decimal"/>
+      <w:lvlText w:val="%7."/>
+      <w:lvlJc w:val="left"/>
+      <w:pPr>
+        <w:tabs>
+          <w:tab w:val="num" w:pos="5040"/>
+        </w:tabs>
+        <w:ind w:left="5040" w:hanging="360"/>
+      </w:pPr>
+    </w:lvl>
+    <w:lvl w:ilvl="7" w:tentative="1">
+      <w:start w:val="1"/>
+      <w:numFmt w:val="decimal"/>
+      <w:lvlText w:val="%8."/>
+      <w:lvlJc w:val="left"/>
+      <w:pPr>
+        <w:tabs>
+          <w:tab w:val="num" w:pos="5760"/>
+        </w:tabs>
+        <w:ind w:left="5760" w:hanging="360"/>
+      </w:pPr>
+    </w:lvl>
+    <w:lvl w:ilvl="8" w:tentative="1">
+      <w:start w:val="1"/>
+      <w:numFmt w:val="decimal"/>
+      <w:lvlText w:val="%9."/>
+      <w:lvlJc w:val="left"/>
+      <w:pPr>
+        <w:tabs>
+          <w:tab w:val="num" w:pos="6480"/>
+        </w:tabs>
+        <w:ind w:left="6480" w:hanging="360"/>
+      </w:pPr>
+    </w:lvl>
+  </w:abstractNum>
+  <w:abstractNum w:abstractNumId="2" w15:restartNumberingAfterBreak="0">
     <w:nsid w:val="43C51BB6"/>
     <w:multiLevelType w:val="hybridMultilevel"/>
     <w:tmpl w:val="7BB68EF8"/>
@@ -672,10 +1194,13 @@
     </w:lvl>
   </w:abstractNum>
   <w:num w:numId="1" w16cid:durableId="1077632307">
-    <w:abstractNumId w:val="1"/>
+    <w:abstractNumId w:val="2"/>
   </w:num>
   <w:num w:numId="2" w16cid:durableId="990864310">
     <w:abstractNumId w:val="0"/>
+  </w:num>
+  <w:num w:numId="3" w16cid:durableId="500586359">
+    <w:abstractNumId w:val="1"/>
   </w:num>
 </w:numbering>
 </file>
@@ -1139,7 +1664,6 @@
   <w:style w:type="character" w:default="1" w:styleId="a0">
     <w:name w:val="Default Paragraph Font"/>
     <w:uiPriority w:val="1"/>
-    <w:semiHidden/>
     <w:unhideWhenUsed/>
   </w:style>
   <w:style w:type="table" w:default="1" w:styleId="a1">
